--- a/examples/datasets/doc/16-gdp.docx
+++ b/examples/datasets/doc/16-gdp.docx
@@ -740,7 +740,7 @@
               <a:graphicData uri="http://schemas.openxmlformats.org/drawingml/2006/picture">
                 <pic:pic>
                   <pic:nvPicPr>
-                    <pic:cNvPr descr="/home/gpca/tspredit/examples/datasets/doc/16-gdp_files/b44edecd25a680095f8f517037eebbda61dab2c5.png" id="13" name="Picture"/>
+                    <pic:cNvPr descr="C:\Git\cefet-rj-dal\tspredit\examples\datasets\doc\16-gdp_files/4e43e566647cf266b660b31b05c16401187e90ec.png" id="13" name="Picture"/>
                     <pic:cNvPicPr>
                       <a:picLocks noChangeArrowheads="1" noChangeAspect="1"/>
                     </pic:cNvPicPr>

--- a/examples/datasets/doc/16-gdp.docx
+++ b/examples/datasets/doc/16-gdp.docx
@@ -740,7 +740,7 @@
               <a:graphicData uri="http://schemas.openxmlformats.org/drawingml/2006/picture">
                 <pic:pic>
                   <pic:nvPicPr>
-                    <pic:cNvPr descr="C:\Git\cefet-rj-dal\tspredit\examples\datasets\doc\16-gdp_files/4e43e566647cf266b660b31b05c16401187e90ec.png" id="13" name="Picture"/>
+                    <pic:cNvPr descr="C:\Git\dal\tspredit\examples\datasets\doc\16-gdp_files/4e43e566647cf266b660b31b05c16401187e90ec.png" id="13" name="Picture"/>
                     <pic:cNvPicPr>
                       <a:picLocks noChangeArrowheads="1" noChangeAspect="1"/>
                     </pic:cNvPicPr>

--- a/examples/datasets/doc/16-gdp.docx
+++ b/examples/datasets/doc/16-gdp.docx
@@ -740,7 +740,7 @@
               <a:graphicData uri="http://schemas.openxmlformats.org/drawingml/2006/picture">
                 <pic:pic>
                   <pic:nvPicPr>
-                    <pic:cNvPr descr="C:\Git\dal\tspredit\examples\datasets\doc\16-gdp_files/4e43e566647cf266b660b31b05c16401187e90ec.png" id="13" name="Picture"/>
+                    <pic:cNvPr descr="/home/gpca/tspredit/examples/datasets/doc/16-gdp_files/b44edecd25a680095f8f517037eebbda61dab2c5.png" id="13" name="Picture"/>
                     <pic:cNvPicPr>
                       <a:picLocks noChangeArrowheads="1" noChangeAspect="1"/>
                     </pic:cNvPicPr>
